--- a/generated-reports/TORV-report_Maroon-Creek-Club_2023-05-24.docx
+++ b/generated-reports/TORV-report_Maroon-Creek-Club_2023-05-24.docx
@@ -61,7 +61,7 @@
         <w:pStyle w:val="FirstParagraph"/>
       </w:pPr>
       <w:r>
-        <w:t xml:space="preserve">May 16, 2024</w:t>
+        <w:t xml:space="preserve">June 11, 2024</w:t>
       </w:r>
     </w:p>
     <w:p>
@@ -285,25 +285,7 @@
         </w:numPr>
       </w:pPr>
       <w:r>
-        <w:t xml:space="preserve">Deficits were noted in the following 2 measurements: Potassium (ppm) and Phosphorus (ppm). See the</w:t>
-      </w:r>
-      <w:r>
-        <w:t xml:space="preserve"> </w:t>
-      </w:r>
-      <w:r>
-        <w:t xml:space="preserve">“</w:t>
-      </w:r>
-      <w:r>
-        <w:t xml:space="preserve">Required element per area</w:t>
-      </w:r>
-      <w:r>
-        <w:t xml:space="preserve">”</w:t>
-      </w:r>
-      <w:r>
-        <w:t xml:space="preserve"> </w:t>
-      </w:r>
-      <w:r>
-        <w:t xml:space="preserve">table within the Green section for an indication of how much fertilizer should be added to each sampled area.</w:t>
+        <w:t xml:space="preserve">No deficits were noted in the values tied to MLSN values.</w:t>
       </w:r>
       <w:r>
         <w:t xml:space="preserve"> </w:t>
@@ -366,7 +348,7 @@
         </w:numPr>
       </w:pPr>
       <w:r>
-        <w:t xml:space="preserve">Deficits were noted in the following 2 measurements: Potassium (ppm) and Sulfur (ppm). See the</w:t>
+        <w:t xml:space="preserve">Deficits were noted in the following measurement: Potassium (ppm). See the</w:t>
       </w:r>
       <w:r>
         <w:t xml:space="preserve"> </w:t>
@@ -1828,7 +1810,7 @@
                 <w:szCs w:val="22"/>
                 <w:color w:val="000000"/>
               </w:rPr>
-              <w:t xml:space="preserve">0.41</w:t>
+              <w:t xml:space="preserve">-</w:t>
             </w:r>
           </w:p>
         </w:tc>
@@ -2186,7 +2168,7 @@
                 <w:szCs w:val="22"/>
                 <w:color w:val="000000"/>
               </w:rPr>
-              <w:t xml:space="preserve">0.52</w:t>
+              <w:t xml:space="preserve">-</w:t>
             </w:r>
           </w:p>
         </w:tc>
@@ -2544,7 +2526,7 @@
                 <w:szCs w:val="22"/>
                 <w:color w:val="000000"/>
               </w:rPr>
-              <w:t xml:space="preserve">0.3</w:t>
+              <w:t xml:space="preserve">-</w:t>
             </w:r>
           </w:p>
         </w:tc>
@@ -2946,7 +2928,7 @@
                 <w:szCs w:val="22"/>
                 <w:color w:val="000000"/>
               </w:rPr>
-              <w:t xml:space="preserve">0.04</w:t>
+              <w:t xml:space="preserve">-</w:t>
             </w:r>
           </w:p>
         </w:tc>
@@ -3260,7 +3242,7 @@
                 <w:szCs w:val="22"/>
                 <w:color w:val="000000"/>
               </w:rPr>
-              <w:t xml:space="preserve">0.74</w:t>
+              <w:t xml:space="preserve">-</w:t>
             </w:r>
           </w:p>
         </w:tc>
@@ -3618,7 +3600,7 @@
                 <w:szCs w:val="22"/>
                 <w:color w:val="000000"/>
               </w:rPr>
-              <w:t xml:space="preserve">0.45</w:t>
+              <w:t xml:space="preserve">-</w:t>
             </w:r>
           </w:p>
         </w:tc>
@@ -3662,7 +3644,7 @@
                 <w:szCs w:val="22"/>
                 <w:color w:val="000000"/>
               </w:rPr>
-              <w:t xml:space="preserve">0.11</w:t>
+              <w:t xml:space="preserve">-</w:t>
             </w:r>
           </w:p>
         </w:tc>
@@ -3976,7 +3958,7 @@
                 <w:szCs w:val="22"/>
                 <w:color w:val="000000"/>
               </w:rPr>
-              <w:t xml:space="preserve">0.37</w:t>
+              <w:t xml:space="preserve">-</w:t>
             </w:r>
           </w:p>
         </w:tc>
@@ -4334,7 +4316,7 @@
                 <w:szCs w:val="22"/>
                 <w:color w:val="000000"/>
               </w:rPr>
-              <w:t xml:space="preserve">0.08</w:t>
+              <w:t xml:space="preserve">-</w:t>
             </w:r>
           </w:p>
         </w:tc>
@@ -4692,7 +4674,7 @@
                 <w:szCs w:val="22"/>
                 <w:color w:val="000000"/>
               </w:rPr>
-              <w:t xml:space="preserve">0.55</w:t>
+              <w:t xml:space="preserve">-</w:t>
             </w:r>
           </w:p>
         </w:tc>
@@ -5050,7 +5032,7 @@
                 <w:szCs w:val="22"/>
                 <w:color w:val="000000"/>
               </w:rPr>
-              <w:t xml:space="preserve">0.37</w:t>
+              <w:t xml:space="preserve">-</w:t>
             </w:r>
           </w:p>
         </w:tc>
@@ -5408,7 +5390,7 @@
                 <w:szCs w:val="22"/>
                 <w:color w:val="000000"/>
               </w:rPr>
-              <w:t xml:space="preserve">0.42</w:t>
+              <w:t xml:space="preserve"/>
             </w:r>
           </w:p>
         </w:tc>
@@ -5452,7 +5434,7 @@
                 <w:szCs w:val="22"/>
                 <w:color w:val="000000"/>
               </w:rPr>
-              <w:t xml:space="preserve">0.07</w:t>
+              <w:t xml:space="preserve"/>
             </w:r>
           </w:p>
         </w:tc>
@@ -6151,7 +6133,7 @@
         <w:pStyle w:val="BodyText"/>
       </w:pPr>
       <w:r>
-        <w:t xml:space="preserve">The mean Potassium (ppm) measurement is 71 ppm; it is below the MLSN value of 79 in the majority of the samples.</w:t>
+        <w:t xml:space="preserve">The mean Potassium (ppm) measurement is 71 ppm and is above the MLSN value of 58 ppm for all the samples.</w:t>
       </w:r>
       <w:r>
         <w:t xml:space="preserve"> </w:t>
@@ -6161,7 +6143,7 @@
           <w:bCs/>
           <w:b/>
         </w:rPr>
-        <w:t xml:space="preserve">[TODO: Add something along the lines of add fertilizer as specified in the table.]</w:t>
+        <w:t xml:space="preserve">[TODO: Add something along the lines of all is well.]</w:t>
       </w:r>
     </w:p>
     <w:p>
@@ -6258,7 +6240,7 @@
         <w:pStyle w:val="BodyText"/>
       </w:pPr>
       <w:r>
-        <w:t xml:space="preserve">The mean Phosphorus (ppm) measurement is 43 ppm; it is below the MLSN value of 32 in a minority of the samples.</w:t>
+        <w:t xml:space="preserve">The mean Phosphorus (ppm) measurement is 43 ppm and is above the MLSN value of 26 ppm for all the samples.</w:t>
       </w:r>
       <w:r>
         <w:t xml:space="preserve"> </w:t>
@@ -6268,7 +6250,7 @@
           <w:bCs/>
           <w:b/>
         </w:rPr>
-        <w:t xml:space="preserve">[TODO: Add something along the lines of add fertilizer as specified in the table.]</w:t>
+        <w:t xml:space="preserve">[TODO: Add something along the lines of all is well.]</w:t>
       </w:r>
     </w:p>
     <w:p>
@@ -6365,7 +6347,7 @@
         <w:pStyle w:val="BodyText"/>
       </w:pPr>
       <w:r>
-        <w:t xml:space="preserve">The mean Calcium (ppm) measurement is 852 ppm and is above the MLSN value of 339 ppm for all the samples.</w:t>
+        <w:t xml:space="preserve">The mean Calcium (ppm) measurement is 852 ppm and is above the MLSN value of 335 ppm for all the samples.</w:t>
       </w:r>
       <w:r>
         <w:t xml:space="preserve"> </w:t>
@@ -6472,7 +6454,7 @@
         <w:pStyle w:val="BodyText"/>
       </w:pPr>
       <w:r>
-        <w:t xml:space="preserve">The mean Magnesium (ppm) measurement is 79 ppm and is above the MLSN value of 52 ppm for all the samples.</w:t>
+        <w:t xml:space="preserve">The mean Magnesium (ppm) measurement is 79 ppm and is above the MLSN value of 50 ppm for all the samples.</w:t>
       </w:r>
       <w:r>
         <w:t xml:space="preserve"> </w:t>
@@ -6676,7 +6658,7 @@
         <w:pStyle w:val="BodyText"/>
       </w:pPr>
       <w:r>
-        <w:t xml:space="preserve">The mean Sulfur (ppm) measurement is 18 ppm and is above the MLSN value of 12 ppm for all the samples.</w:t>
+        <w:t xml:space="preserve">The mean Sulfur (ppm) measurement is 18 ppm and is above the MLSN value of 9.2 ppm for all the samples.</w:t>
       </w:r>
       <w:r>
         <w:t xml:space="preserve"> </w:t>
@@ -6890,7 +6872,7 @@
         <w:pStyle w:val="BodyText"/>
       </w:pPr>
       <w:r>
-        <w:t xml:space="preserve">The mean Manganese (ppm) measurement is 53 ppm and is above the MLSN value of 6.2 ppm for all the samples.</w:t>
+        <w:t xml:space="preserve">The mean Manganese (ppm) measurement is 53 ppm and is above the MLSN value of 6.1 ppm for all the samples.</w:t>
       </w:r>
       <w:r>
         <w:t xml:space="preserve"> </w:t>
@@ -7864,7 +7846,7 @@
                 <w:szCs w:val="22"/>
                 <w:color w:val="000000"/>
               </w:rPr>
-              <w:t xml:space="preserve">0.66</w:t>
+              <w:t xml:space="preserve">-</w:t>
             </w:r>
           </w:p>
         </w:tc>
@@ -8222,7 +8204,7 @@
                 <w:szCs w:val="22"/>
                 <w:color w:val="000000"/>
               </w:rPr>
-              <w:t xml:space="preserve">0.81</w:t>
+              <w:t xml:space="preserve">0.04</w:t>
             </w:r>
           </w:p>
         </w:tc>
@@ -8398,7 +8380,7 @@
                 <w:szCs w:val="22"/>
                 <w:color w:val="000000"/>
               </w:rPr>
-              <w:t xml:space="preserve">0.04</w:t>
+              <w:t xml:space="preserve">-</w:t>
             </w:r>
           </w:p>
         </w:tc>
@@ -8580,7 +8562,7 @@
                 <w:szCs w:val="22"/>
                 <w:color w:val="000000"/>
               </w:rPr>
-              <w:t xml:space="preserve">0.52</w:t>
+              <w:t xml:space="preserve">-</w:t>
             </w:r>
           </w:p>
         </w:tc>
@@ -9654,7 +9636,7 @@
                 <w:szCs w:val="22"/>
                 <w:color w:val="000000"/>
               </w:rPr>
-              <w:t xml:space="preserve">0.19</w:t>
+              <w:t xml:space="preserve">-</w:t>
             </w:r>
           </w:p>
         </w:tc>
@@ -10012,7 +9994,7 @@
                 <w:szCs w:val="22"/>
                 <w:color w:val="000000"/>
               </w:rPr>
-              <w:t xml:space="preserve">0.34</w:t>
+              <w:t xml:space="preserve">-</w:t>
             </w:r>
           </w:p>
         </w:tc>
@@ -10188,7 +10170,7 @@
                 <w:szCs w:val="22"/>
                 <w:color w:val="000000"/>
               </w:rPr>
-              <w:t xml:space="preserve">0.01</w:t>
+              <w:t xml:space="preserve">-</w:t>
             </w:r>
           </w:p>
         </w:tc>
@@ -10370,7 +10352,7 @@
                 <w:szCs w:val="22"/>
                 <w:color w:val="000000"/>
               </w:rPr>
-              <w:t xml:space="preserve">0.88</w:t>
+              <w:t xml:space="preserve">0.11</w:t>
             </w:r>
           </w:p>
         </w:tc>
@@ -10546,7 +10528,7 @@
                 <w:szCs w:val="22"/>
                 <w:color w:val="000000"/>
               </w:rPr>
-              <w:t xml:space="preserve">0.04</w:t>
+              <w:t xml:space="preserve">-</w:t>
             </w:r>
           </w:p>
         </w:tc>
@@ -10728,7 +10710,7 @@
                 <w:szCs w:val="22"/>
                 <w:color w:val="000000"/>
               </w:rPr>
-              <w:t xml:space="preserve">0.81</w:t>
+              <w:t xml:space="preserve">0.04</w:t>
             </w:r>
           </w:p>
         </w:tc>
@@ -10904,7 +10886,7 @@
                 <w:szCs w:val="22"/>
                 <w:color w:val="000000"/>
               </w:rPr>
-              <w:t xml:space="preserve">0.04</w:t>
+              <w:t xml:space="preserve">-</w:t>
             </w:r>
           </w:p>
         </w:tc>
@@ -11086,7 +11068,7 @@
                 <w:szCs w:val="22"/>
                 <w:color w:val="000000"/>
               </w:rPr>
-              <w:t xml:space="preserve">0.6</w:t>
+              <w:t xml:space="preserve">0.07</w:t>
             </w:r>
           </w:p>
         </w:tc>
@@ -11262,7 +11244,7 @@
                 <w:szCs w:val="22"/>
                 <w:color w:val="000000"/>
               </w:rPr>
-              <w:t xml:space="preserve">0.03</w:t>
+              <w:t xml:space="preserve"/>
             </w:r>
           </w:p>
         </w:tc>
@@ -11829,7 +11811,7 @@
         <w:pStyle w:val="BodyText"/>
       </w:pPr>
       <w:r>
-        <w:t xml:space="preserve">The mean Potassium (ppm) measurement is 68 ppm; it is below the MLSN value of 79 in the majority of the samples.</w:t>
+        <w:t xml:space="preserve">The mean Potassium (ppm) measurement is 68 ppm; it is below the MLSN value of 58 in a minority of the samples.</w:t>
       </w:r>
       <w:r>
         <w:t xml:space="preserve"> </w:t>
@@ -11936,7 +11918,7 @@
         <w:pStyle w:val="BodyText"/>
       </w:pPr>
       <w:r>
-        <w:t xml:space="preserve">The mean Phosphorus (ppm) measurement is 92 ppm and is above the MLSN value of 32 ppm for all the samples.</w:t>
+        <w:t xml:space="preserve">The mean Phosphorus (ppm) measurement is 92 ppm and is above the MLSN value of 26 ppm for all the samples.</w:t>
       </w:r>
       <w:r>
         <w:t xml:space="preserve"> </w:t>
@@ -12043,7 +12025,7 @@
         <w:pStyle w:val="BodyText"/>
       </w:pPr>
       <w:r>
-        <w:t xml:space="preserve">The mean Calcium (ppm) measurement is 891 ppm and is above the MLSN value of 339 ppm for all the samples.</w:t>
+        <w:t xml:space="preserve">The mean Calcium (ppm) measurement is 891 ppm and is above the MLSN value of 335 ppm for all the samples.</w:t>
       </w:r>
       <w:r>
         <w:t xml:space="preserve"> </w:t>
@@ -12150,7 +12132,7 @@
         <w:pStyle w:val="BodyText"/>
       </w:pPr>
       <w:r>
-        <w:t xml:space="preserve">The mean Magnesium (ppm) measurement is 87 ppm and is above the MLSN value of 52 ppm for all the samples.</w:t>
+        <w:t xml:space="preserve">The mean Magnesium (ppm) measurement is 87 ppm and is above the MLSN value of 50 ppm for all the samples.</w:t>
       </w:r>
       <w:r>
         <w:t xml:space="preserve"> </w:t>
@@ -12354,7 +12336,7 @@
         <w:pStyle w:val="BodyText"/>
       </w:pPr>
       <w:r>
-        <w:t xml:space="preserve">The mean Sulfur (ppm) measurement is 14 ppm; it is below the MLSN value of 12 in a minority of the samples.</w:t>
+        <w:t xml:space="preserve">The mean Sulfur (ppm) measurement is 14 ppm and is above the MLSN value of 9.2 ppm for all the samples.</w:t>
       </w:r>
       <w:r>
         <w:t xml:space="preserve"> </w:t>
@@ -12364,7 +12346,7 @@
           <w:bCs/>
           <w:b/>
         </w:rPr>
-        <w:t xml:space="preserve">[TODO: Add something along the lines of add fertilizer as specified in the table.]</w:t>
+        <w:t xml:space="preserve">[TODO: Add something along the lines of all is well.]</w:t>
       </w:r>
     </w:p>
     <w:p>
@@ -12568,7 +12550,7 @@
         <w:pStyle w:val="BodyText"/>
       </w:pPr>
       <w:r>
-        <w:t xml:space="preserve">The mean Manganese (ppm) measurement is 39 ppm and is above the MLSN value of 6.2 ppm for all the samples.</w:t>
+        <w:t xml:space="preserve">The mean Manganese (ppm) measurement is 39 ppm and is above the MLSN value of 6.1 ppm for all the samples.</w:t>
       </w:r>
       <w:r>
         <w:t xml:space="preserve"> </w:t>
@@ -17507,7 +17489,7 @@
         <w:pStyle w:val="BodyText"/>
       </w:pPr>
       <w:r>
-        <w:t xml:space="preserve">The mean Potassium (ppm) measurement is 166 ppm and is above the MLSN value of 79 ppm for all the samples.</w:t>
+        <w:t xml:space="preserve">The mean Potassium (ppm) measurement is 166 ppm and is above the MLSN value of 67 ppm for all the samples.</w:t>
       </w:r>
       <w:r>
         <w:t xml:space="preserve"> </w:t>
@@ -17614,7 +17596,7 @@
         <w:pStyle w:val="BodyText"/>
       </w:pPr>
       <w:r>
-        <w:t xml:space="preserve">The mean Phosphorus (ppm) measurement is 85 ppm and is above the MLSN value of 32 ppm for all the samples.</w:t>
+        <w:t xml:space="preserve">The mean Phosphorus (ppm) measurement is 85 ppm and is above the MLSN value of 28 ppm for all the samples.</w:t>
       </w:r>
       <w:r>
         <w:t xml:space="preserve"> </w:t>
@@ -17721,7 +17703,7 @@
         <w:pStyle w:val="BodyText"/>
       </w:pPr>
       <w:r>
-        <w:t xml:space="preserve">The mean Calcium (ppm) measurement is 2134 ppm and is above the MLSN value of 339 ppm for all the samples.</w:t>
+        <w:t xml:space="preserve">The mean Calcium (ppm) measurement is 2134 ppm and is above the MLSN value of 337 ppm for all the samples.</w:t>
       </w:r>
       <w:r>
         <w:t xml:space="preserve"> </w:t>
@@ -17828,7 +17810,7 @@
         <w:pStyle w:val="BodyText"/>
       </w:pPr>
       <w:r>
-        <w:t xml:space="preserve">The mean Magnesium (ppm) measurement is 122 ppm and is above the MLSN value of 52 ppm for all the samples.</w:t>
+        <w:t xml:space="preserve">The mean Magnesium (ppm) measurement is 122 ppm and is above the MLSN value of 51 ppm for all the samples.</w:t>
       </w:r>
       <w:r>
         <w:t xml:space="preserve"> </w:t>
@@ -18032,7 +18014,7 @@
         <w:pStyle w:val="BodyText"/>
       </w:pPr>
       <w:r>
-        <w:t xml:space="preserve">The mean Sulfur (ppm) measurement is 112 ppm and is above the MLSN value of 12 ppm for all the samples.</w:t>
+        <w:t xml:space="preserve">The mean Sulfur (ppm) measurement is 112 ppm and is above the MLSN value of 10 ppm for all the samples.</w:t>
       </w:r>
       <w:r>
         <w:t xml:space="preserve"> </w:t>
@@ -18246,7 +18228,7 @@
         <w:pStyle w:val="BodyText"/>
       </w:pPr>
       <w:r>
-        <w:t xml:space="preserve">The mean Manganese (ppm) measurement is 46 ppm and is above the MLSN value of 6.2 ppm for all the samples.</w:t>
+        <w:t xml:space="preserve">The mean Manganese (ppm) measurement is 46 ppm and is above the MLSN value of 6.1 ppm for all the samples.</w:t>
       </w:r>
       <w:r>
         <w:t xml:space="preserve"> </w:t>
@@ -21047,7 +21029,7 @@
         <w:pStyle w:val="BodyText"/>
       </w:pPr>
       <w:r>
-        <w:t xml:space="preserve">The mean Potassium (ppm) measurement is 189 ppm and is above the MLSN value of 79 ppm for all the samples.</w:t>
+        <w:t xml:space="preserve">The mean Potassium (ppm) measurement is 189 ppm and is above the MLSN value of 67 ppm for all the samples.</w:t>
       </w:r>
       <w:r>
         <w:t xml:space="preserve"> </w:t>
@@ -21154,7 +21136,7 @@
         <w:pStyle w:val="BodyText"/>
       </w:pPr>
       <w:r>
-        <w:t xml:space="preserve">The mean Phosphorus (ppm) measurement is 64 ppm and is above the MLSN value of 32 ppm for all the samples.</w:t>
+        <w:t xml:space="preserve">The mean Phosphorus (ppm) measurement is 64 ppm and is above the MLSN value of 28 ppm for all the samples.</w:t>
       </w:r>
       <w:r>
         <w:t xml:space="preserve"> </w:t>
@@ -21261,7 +21243,7 @@
         <w:pStyle w:val="BodyText"/>
       </w:pPr>
       <w:r>
-        <w:t xml:space="preserve">The mean Calcium (ppm) measurement is 4279 ppm and is above the MLSN value of 339 ppm for all the samples.</w:t>
+        <w:t xml:space="preserve">The mean Calcium (ppm) measurement is 4279 ppm and is above the MLSN value of 337 ppm for all the samples.</w:t>
       </w:r>
       <w:r>
         <w:t xml:space="preserve"> </w:t>
@@ -21368,7 +21350,7 @@
         <w:pStyle w:val="BodyText"/>
       </w:pPr>
       <w:r>
-        <w:t xml:space="preserve">The mean Magnesium (ppm) measurement is 143 ppm and is above the MLSN value of 52 ppm for all the samples.</w:t>
+        <w:t xml:space="preserve">The mean Magnesium (ppm) measurement is 143 ppm and is above the MLSN value of 51 ppm for all the samples.</w:t>
       </w:r>
       <w:r>
         <w:t xml:space="preserve"> </w:t>
@@ -21572,7 +21554,7 @@
         <w:pStyle w:val="BodyText"/>
       </w:pPr>
       <w:r>
-        <w:t xml:space="preserve">The mean Sulfur (ppm) measurement is 30 ppm and is above the MLSN value of 12 ppm for all the samples.</w:t>
+        <w:t xml:space="preserve">The mean Sulfur (ppm) measurement is 30 ppm and is above the MLSN value of 10 ppm for all the samples.</w:t>
       </w:r>
       <w:r>
         <w:t xml:space="preserve"> </w:t>
@@ -21786,7 +21768,7 @@
         <w:pStyle w:val="BodyText"/>
       </w:pPr>
       <w:r>
-        <w:t xml:space="preserve">The mean Manganese (ppm) measurement is 28 ppm and is above the MLSN value of 6.2 ppm for all the samples.</w:t>
+        <w:t xml:space="preserve">The mean Manganese (ppm) measurement is 28 ppm and is above the MLSN value of 6.1 ppm for all the samples.</w:t>
       </w:r>
       <w:r>
         <w:t xml:space="preserve"> </w:t>
